--- a/outputs/Lupus_Project_Results.docx
+++ b/outputs/Lupus_Project_Results.docx
@@ -11298,6 +11298,635 @@
       </w:pPr>
       <w:r>
         <w:t>Across all four cohorts, TabPFN v3's main advantage is consistently calibration (Brier score), not discrimination (AUROC) — it matches but does not exceed the best-tuned model's AUROC in every case.</w:t>
+      </w:r>
+    </w:p>
+    <w:p>
+      <w:pPr>
+        <w:pStyle w:val="Heading1"/>
+        <w:spacing w:before="280" w:after="80"/>
+      </w:pPr>
+      <w:r>
+        <w:t>7. Sample Size Justification (pmsampsize)</w:t>
+      </w:r>
+    </w:p>
+    <w:p>
+      <w:pPr>
+        <w:spacing w:after="120"/>
+      </w:pPr>
+      <w:r>
+        <w:t>Formal minimum sample size was calculated per Riley et al. 2020 (BMJ 368:m441) for each cohort, using the final predictor count, observed event prevalence, and the cohort's own optimism-adjusted (bias-corrected) Logistic Regression AUROC as the anticipated C-statistic (LR is the paper's designated primary model). Required n = max of three criteria: (1) predictor-effect shrinkage &lt;=10%, (2) &lt;=0.05 absolute difference between apparent and adjusted Nagelkerke R2, (3) intercept estimated to within a 0.05 margin of error (src/22_pmsampsize.py).</w:t>
+      </w:r>
+    </w:p>
+    <w:tbl>
+      <w:tblPr>
+        <w:tblStyle w:val="TableGrid"/>
+        <w:tblW w:type="auto" w:w="0"/>
+        <w:jc w:val="center"/>
+        <w:tblLook w:firstColumn="1" w:firstRow="1" w:lastColumn="0" w:lastRow="0" w:noHBand="0" w:noVBand="1" w:val="04A0"/>
+      </w:tblPr>
+      <w:tblGrid>
+        <w:gridCol w:w="1295"/>
+        <w:gridCol w:w="1295"/>
+        <w:gridCol w:w="1295"/>
+        <w:gridCol w:w="1295"/>
+        <w:gridCol w:w="1295"/>
+        <w:gridCol w:w="1295"/>
+        <w:gridCol w:w="1295"/>
+      </w:tblGrid>
+      <w:tr>
+        <w:tc>
+          <w:tcPr>
+            <w:tcW w:type="dxa" w:w="2268"/>
+            <w:shd w:val="clear" w:color="auto" w:fill="BDD7EE"/>
+          </w:tcPr>
+          <w:p>
+            <w:r>
+              <w:rPr>
+                <w:b/>
+                <w:sz w:val="20"/>
+              </w:rPr>
+              <w:t>Cohort</w:t>
+            </w:r>
+          </w:p>
+        </w:tc>
+        <w:tc>
+          <w:tcPr>
+            <w:tcW w:type="dxa" w:w="850"/>
+            <w:shd w:val="clear" w:color="auto" w:fill="BDD7EE"/>
+          </w:tcPr>
+          <w:p>
+            <w:r>
+              <w:rPr>
+                <w:b/>
+                <w:sz w:val="20"/>
+              </w:rPr>
+              <w:t>p</w:t>
+            </w:r>
+          </w:p>
+        </w:tc>
+        <w:tc>
+          <w:tcPr>
+            <w:tcW w:type="dxa" w:w="1701"/>
+            <w:shd w:val="clear" w:color="auto" w:fill="BDD7EE"/>
+          </w:tcPr>
+          <w:p>
+            <w:r>
+              <w:rPr>
+                <w:b/>
+                <w:sz w:val="20"/>
+              </w:rPr>
+              <w:t>C-stat (LR, BC)</w:t>
+            </w:r>
+          </w:p>
+        </w:tc>
+        <w:tc>
+          <w:tcPr>
+            <w:tcW w:type="dxa" w:w="1417"/>
+            <w:shd w:val="clear" w:color="auto" w:fill="BDD7EE"/>
+          </w:tcPr>
+          <w:p>
+            <w:r>
+              <w:rPr>
+                <w:b/>
+                <w:sz w:val="20"/>
+              </w:rPr>
+              <w:t>n required</w:t>
+            </w:r>
+          </w:p>
+        </w:tc>
+        <w:tc>
+          <w:tcPr>
+            <w:tcW w:type="dxa" w:w="1417"/>
+            <w:shd w:val="clear" w:color="auto" w:fill="BDD7EE"/>
+          </w:tcPr>
+          <w:p>
+            <w:r>
+              <w:rPr>
+                <w:b/>
+                <w:sz w:val="20"/>
+              </w:rPr>
+              <w:t>n actual</w:t>
+            </w:r>
+          </w:p>
+        </w:tc>
+        <w:tc>
+          <w:tcPr>
+            <w:tcW w:type="dxa" w:w="1417"/>
+            <w:shd w:val="clear" w:color="auto" w:fill="BDD7EE"/>
+          </w:tcPr>
+          <w:p>
+            <w:r>
+              <w:rPr>
+                <w:b/>
+                <w:sz w:val="20"/>
+              </w:rPr>
+              <w:t>EPV actual</w:t>
+            </w:r>
+          </w:p>
+        </w:tc>
+        <w:tc>
+          <w:tcPr>
+            <w:tcW w:type="dxa" w:w="1417"/>
+            <w:shd w:val="clear" w:color="auto" w:fill="BDD7EE"/>
+          </w:tcPr>
+          <w:p>
+            <w:r>
+              <w:rPr>
+                <w:b/>
+                <w:sz w:val="20"/>
+              </w:rPr>
+              <w:t>Adequate?</w:t>
+            </w:r>
+          </w:p>
+        </w:tc>
+      </w:tr>
+      <w:tr>
+        <w:tc>
+          <w:tcPr>
+            <w:tcW w:type="dxa" w:w="2268"/>
+          </w:tcPr>
+          <w:p>
+            <w:r>
+              <w:rPr>
+                <w:sz w:val="20"/>
+              </w:rPr>
+              <w:t>1-Year flare</w:t>
+            </w:r>
+          </w:p>
+        </w:tc>
+        <w:tc>
+          <w:tcPr>
+            <w:tcW w:type="dxa" w:w="850"/>
+          </w:tcPr>
+          <w:p>
+            <w:r>
+              <w:rPr>
+                <w:sz w:val="20"/>
+              </w:rPr>
+              <w:t>9</w:t>
+            </w:r>
+          </w:p>
+        </w:tc>
+        <w:tc>
+          <w:tcPr>
+            <w:tcW w:type="dxa" w:w="1701"/>
+          </w:tcPr>
+          <w:p>
+            <w:r>
+              <w:rPr>
+                <w:sz w:val="20"/>
+              </w:rPr>
+              <w:t>0.709</w:t>
+            </w:r>
+          </w:p>
+        </w:tc>
+        <w:tc>
+          <w:tcPr>
+            <w:tcW w:type="dxa" w:w="1417"/>
+          </w:tcPr>
+          <w:p>
+            <w:r>
+              <w:rPr>
+                <w:sz w:val="20"/>
+              </w:rPr>
+              <w:t>795</w:t>
+            </w:r>
+          </w:p>
+        </w:tc>
+        <w:tc>
+          <w:tcPr>
+            <w:tcW w:type="dxa" w:w="1417"/>
+          </w:tcPr>
+          <w:p>
+            <w:r>
+              <w:rPr>
+                <w:sz w:val="20"/>
+              </w:rPr>
+              <w:t>430</w:t>
+            </w:r>
+          </w:p>
+        </w:tc>
+        <w:tc>
+          <w:tcPr>
+            <w:tcW w:type="dxa" w:w="1417"/>
+          </w:tcPr>
+          <w:p>
+            <w:r>
+              <w:rPr>
+                <w:sz w:val="20"/>
+              </w:rPr>
+              <w:t>11.00</w:t>
+            </w:r>
+          </w:p>
+        </w:tc>
+        <w:tc>
+          <w:tcPr>
+            <w:tcW w:type="dxa" w:w="1417"/>
+          </w:tcPr>
+          <w:p>
+            <w:r>
+              <w:rPr>
+                <w:sz w:val="20"/>
+              </w:rPr>
+              <w:t>No</w:t>
+            </w:r>
+          </w:p>
+        </w:tc>
+      </w:tr>
+      <w:tr>
+        <w:tc>
+          <w:tcPr>
+            <w:tcW w:type="dxa" w:w="2268"/>
+            <w:shd w:val="clear" w:color="auto" w:fill="F2F2F2"/>
+          </w:tcPr>
+          <w:p>
+            <w:r>
+              <w:rPr>
+                <w:sz w:val="20"/>
+              </w:rPr>
+              <w:t>5-Year flare</w:t>
+            </w:r>
+          </w:p>
+        </w:tc>
+        <w:tc>
+          <w:tcPr>
+            <w:tcW w:type="dxa" w:w="850"/>
+            <w:shd w:val="clear" w:color="auto" w:fill="F2F2F2"/>
+          </w:tcPr>
+          <w:p>
+            <w:r>
+              <w:rPr>
+                <w:sz w:val="20"/>
+              </w:rPr>
+              <w:t>10</w:t>
+            </w:r>
+          </w:p>
+        </w:tc>
+        <w:tc>
+          <w:tcPr>
+            <w:tcW w:type="dxa" w:w="1701"/>
+            <w:shd w:val="clear" w:color="auto" w:fill="F2F2F2"/>
+          </w:tcPr>
+          <w:p>
+            <w:r>
+              <w:rPr>
+                <w:sz w:val="20"/>
+              </w:rPr>
+              <w:t>0.670</w:t>
+            </w:r>
+          </w:p>
+        </w:tc>
+        <w:tc>
+          <w:tcPr>
+            <w:tcW w:type="dxa" w:w="1417"/>
+            <w:shd w:val="clear" w:color="auto" w:fill="F2F2F2"/>
+          </w:tcPr>
+          <w:p>
+            <w:r>
+              <w:rPr>
+                <w:sz w:val="20"/>
+              </w:rPr>
+              <w:t>976</w:t>
+            </w:r>
+          </w:p>
+        </w:tc>
+        <w:tc>
+          <w:tcPr>
+            <w:tcW w:type="dxa" w:w="1417"/>
+            <w:shd w:val="clear" w:color="auto" w:fill="F2F2F2"/>
+          </w:tcPr>
+          <w:p>
+            <w:r>
+              <w:rPr>
+                <w:sz w:val="20"/>
+              </w:rPr>
+              <w:t>356</w:t>
+            </w:r>
+          </w:p>
+        </w:tc>
+        <w:tc>
+          <w:tcPr>
+            <w:tcW w:type="dxa" w:w="1417"/>
+            <w:shd w:val="clear" w:color="auto" w:fill="F2F2F2"/>
+          </w:tcPr>
+          <w:p>
+            <w:r>
+              <w:rPr>
+                <w:sz w:val="20"/>
+              </w:rPr>
+              <w:t>16.60</w:t>
+            </w:r>
+          </w:p>
+        </w:tc>
+        <w:tc>
+          <w:tcPr>
+            <w:tcW w:type="dxa" w:w="1417"/>
+            <w:shd w:val="clear" w:color="auto" w:fill="F2F2F2"/>
+          </w:tcPr>
+          <w:p>
+            <w:r>
+              <w:rPr>
+                <w:sz w:val="20"/>
+              </w:rPr>
+              <w:t>No</w:t>
+            </w:r>
+          </w:p>
+        </w:tc>
+      </w:tr>
+      <w:tr>
+        <w:tc>
+          <w:tcPr>
+            <w:tcW w:type="dxa" w:w="2268"/>
+          </w:tcPr>
+          <w:p>
+            <w:r>
+              <w:rPr>
+                <w:sz w:val="20"/>
+              </w:rPr>
+              <w:t>Serial biopsy</w:t>
+            </w:r>
+          </w:p>
+        </w:tc>
+        <w:tc>
+          <w:tcPr>
+            <w:tcW w:type="dxa" w:w="850"/>
+          </w:tcPr>
+          <w:p>
+            <w:r>
+              <w:rPr>
+                <w:sz w:val="20"/>
+              </w:rPr>
+              <w:t>2</w:t>
+            </w:r>
+          </w:p>
+        </w:tc>
+        <w:tc>
+          <w:tcPr>
+            <w:tcW w:type="dxa" w:w="1701"/>
+          </w:tcPr>
+          <w:p>
+            <w:r>
+              <w:rPr>
+                <w:sz w:val="20"/>
+              </w:rPr>
+              <w:t>0.660</w:t>
+            </w:r>
+          </w:p>
+        </w:tc>
+        <w:tc>
+          <w:tcPr>
+            <w:tcW w:type="dxa" w:w="1417"/>
+          </w:tcPr>
+          <w:p>
+            <w:r>
+              <w:rPr>
+                <w:sz w:val="20"/>
+              </w:rPr>
+              <w:t>384</w:t>
+            </w:r>
+          </w:p>
+        </w:tc>
+        <w:tc>
+          <w:tcPr>
+            <w:tcW w:type="dxa" w:w="1417"/>
+          </w:tcPr>
+          <w:p>
+            <w:r>
+              <w:rPr>
+                <w:sz w:val="20"/>
+              </w:rPr>
+              <w:t>70</w:t>
+            </w:r>
+          </w:p>
+        </w:tc>
+        <w:tc>
+          <w:tcPr>
+            <w:tcW w:type="dxa" w:w="1417"/>
+          </w:tcPr>
+          <w:p>
+            <w:r>
+              <w:rPr>
+                <w:sz w:val="20"/>
+              </w:rPr>
+              <w:t>17.00</w:t>
+            </w:r>
+          </w:p>
+        </w:tc>
+        <w:tc>
+          <w:tcPr>
+            <w:tcW w:type="dxa" w:w="1417"/>
+          </w:tcPr>
+          <w:p>
+            <w:r>
+              <w:rPr>
+                <w:sz w:val="20"/>
+              </w:rPr>
+              <w:t>No</w:t>
+            </w:r>
+          </w:p>
+        </w:tc>
+      </w:tr>
+      <w:tr>
+        <w:tc>
+          <w:tcPr>
+            <w:tcW w:type="dxa" w:w="2268"/>
+            <w:shd w:val="clear" w:color="auto" w:fill="F2F2F2"/>
+          </w:tcPr>
+          <w:p>
+            <w:r>
+              <w:rPr>
+                <w:sz w:val="20"/>
+              </w:rPr>
+              <w:t>ESRD 5-Year</w:t>
+            </w:r>
+          </w:p>
+        </w:tc>
+        <w:tc>
+          <w:tcPr>
+            <w:tcW w:type="dxa" w:w="850"/>
+            <w:shd w:val="clear" w:color="auto" w:fill="F2F2F2"/>
+          </w:tcPr>
+          <w:p>
+            <w:r>
+              <w:rPr>
+                <w:sz w:val="20"/>
+              </w:rPr>
+              <w:t>5</w:t>
+            </w:r>
+          </w:p>
+        </w:tc>
+        <w:tc>
+          <w:tcPr>
+            <w:tcW w:type="dxa" w:w="1701"/>
+            <w:shd w:val="clear" w:color="auto" w:fill="F2F2F2"/>
+          </w:tcPr>
+          <w:p>
+            <w:r>
+              <w:rPr>
+                <w:sz w:val="20"/>
+              </w:rPr>
+              <w:t>0.797</w:t>
+            </w:r>
+          </w:p>
+        </w:tc>
+        <w:tc>
+          <w:tcPr>
+            <w:tcW w:type="dxa" w:w="1417"/>
+            <w:shd w:val="clear" w:color="auto" w:fill="F2F2F2"/>
+          </w:tcPr>
+          <w:p>
+            <w:r>
+              <w:rPr>
+                <w:sz w:val="20"/>
+              </w:rPr>
+              <w:t>294</w:t>
+            </w:r>
+          </w:p>
+        </w:tc>
+        <w:tc>
+          <w:tcPr>
+            <w:tcW w:type="dxa" w:w="1417"/>
+            <w:shd w:val="clear" w:color="auto" w:fill="F2F2F2"/>
+          </w:tcPr>
+          <w:p>
+            <w:r>
+              <w:rPr>
+                <w:sz w:val="20"/>
+              </w:rPr>
+              <w:t>796</w:t>
+            </w:r>
+          </w:p>
+        </w:tc>
+        <w:tc>
+          <w:tcPr>
+            <w:tcW w:type="dxa" w:w="1417"/>
+            <w:shd w:val="clear" w:color="auto" w:fill="F2F2F2"/>
+          </w:tcPr>
+          <w:p>
+            <w:r>
+              <w:rPr>
+                <w:sz w:val="20"/>
+              </w:rPr>
+              <w:t>22.40</w:t>
+            </w:r>
+          </w:p>
+        </w:tc>
+        <w:tc>
+          <w:tcPr>
+            <w:tcW w:type="dxa" w:w="1417"/>
+            <w:shd w:val="clear" w:color="auto" w:fill="F2F2F2"/>
+          </w:tcPr>
+          <w:p>
+            <w:r>
+              <w:rPr>
+                <w:sz w:val="20"/>
+              </w:rPr>
+              <w:t>Yes</w:t>
+            </w:r>
+          </w:p>
+        </w:tc>
+      </w:tr>
+      <w:tr>
+        <w:tc>
+          <w:tcPr>
+            <w:tcW w:type="dxa" w:w="2268"/>
+          </w:tcPr>
+          <w:p>
+            <w:r>
+              <w:rPr>
+                <w:sz w:val="20"/>
+              </w:rPr>
+              <w:t>ESRD 10-Year</w:t>
+            </w:r>
+          </w:p>
+        </w:tc>
+        <w:tc>
+          <w:tcPr>
+            <w:tcW w:type="dxa" w:w="850"/>
+          </w:tcPr>
+          <w:p>
+            <w:r>
+              <w:rPr>
+                <w:sz w:val="20"/>
+              </w:rPr>
+              <w:t>17</w:t>
+            </w:r>
+          </w:p>
+        </w:tc>
+        <w:tc>
+          <w:tcPr>
+            <w:tcW w:type="dxa" w:w="1701"/>
+          </w:tcPr>
+          <w:p>
+            <w:r>
+              <w:rPr>
+                <w:sz w:val="20"/>
+              </w:rPr>
+              <w:t>0.817</w:t>
+            </w:r>
+          </w:p>
+        </w:tc>
+        <w:tc>
+          <w:tcPr>
+            <w:tcW w:type="dxa" w:w="1417"/>
+          </w:tcPr>
+          <w:p>
+            <w:r>
+              <w:rPr>
+                <w:sz w:val="20"/>
+              </w:rPr>
+              <w:t>620</w:t>
+            </w:r>
+          </w:p>
+        </w:tc>
+        <w:tc>
+          <w:tcPr>
+            <w:tcW w:type="dxa" w:w="1417"/>
+          </w:tcPr>
+          <w:p>
+            <w:r>
+              <w:rPr>
+                <w:sz w:val="20"/>
+              </w:rPr>
+              <w:t>796</w:t>
+            </w:r>
+          </w:p>
+        </w:tc>
+        <w:tc>
+          <w:tcPr>
+            <w:tcW w:type="dxa" w:w="1417"/>
+          </w:tcPr>
+          <w:p>
+            <w:r>
+              <w:rPr>
+                <w:sz w:val="20"/>
+              </w:rPr>
+              <w:t>10.29</w:t>
+            </w:r>
+          </w:p>
+        </w:tc>
+        <w:tc>
+          <w:tcPr>
+            <w:tcW w:type="dxa" w:w="1417"/>
+          </w:tcPr>
+          <w:p>
+            <w:r>
+              <w:rPr>
+                <w:sz w:val="20"/>
+              </w:rPr>
+              <w:t>Yes</w:t>
+            </w:r>
+          </w:p>
+        </w:tc>
+      </w:tr>
+    </w:tbl>
+    <w:p/>
+    <w:p>
+      <w:pPr>
+        <w:spacing w:after="120"/>
+      </w:pPr>
+      <w:r>
+        <w:t>EPV-10 and Riley's formal criteria disagree for the three flare cohorts: all three are underpowered by pmsampsize despite meeting or exceeding EPV-10 (1-year EPV=11.00, 5-year EPV=16.60, serial EPV=17.00), because their lower discrimination (C-statistic 0.660-0.709) requires substantially more events to control overfitting and estimate the intercept precisely. Both ESRD cohorts are formally adequate — ESRD 10-year passes despite an EPV of only 10.29, since its higher discrimination (C=0.817) needs proportionally fewer events. This indicates the true sample-size shortfall in the flare cohorts is real and larger than the EPV-10 heuristic alone suggests, while the ESRD analyses are adequately powered by both criteria.</w:t>
       </w:r>
     </w:p>
     <w:sectPr>

--- a/outputs/Lupus_Project_Results.docx
+++ b/outputs/Lupus_Project_Results.docx
@@ -11927,6 +11927,1708 @@
       </w:pPr>
       <w:r>
         <w:t>EPV-10 and Riley's formal criteria disagree for the three flare cohorts: all three are underpowered by pmsampsize despite meeting or exceeding EPV-10 (1-year EPV=11.00, 5-year EPV=16.60, serial EPV=17.00), because their lower discrimination (C-statistic 0.660-0.709) requires substantially more events to control overfitting and estimate the intercept precisely. Both ESRD cohorts are formally adequate — ESRD 10-year passes despite an EPV of only 10.29, since its higher discrimination (C=0.817) needs proportionally fewer events. This indicates the true sample-size shortfall in the flare cohorts is real and larger than the EPV-10 heuristic alone suggests, while the ESRD analyses are adequately powered by both criteria.</w:t>
+      </w:r>
+    </w:p>
+    <w:p>
+      <w:pPr>
+        <w:pStyle w:val="Heading1"/>
+        <w:spacing w:before="280" w:after="80"/>
+      </w:pPr>
+      <w:r>
+        <w:t>8. EPV Cap Sensitivity</w:t>
+      </w:r>
+    </w:p>
+    <w:p>
+      <w:pPr>
+        <w:spacing w:after="120"/>
+      </w:pPr>
+      <w:r>
+        <w:t>Direct test of whether the EPV-10 feature cap materially constrained performance: reran automated LASSO-capped feature selection with the cap relaxed to EPV-5 for the two most constrained cohorts, then applied the same tuning + CV protocol (src/23_epv5_sensitivity.py). Reruns the automated selection only — does not reproduce the manual post-selection clinical corrections in the published pipeline, so these AUROCs differ from the main results above; purpose is to isolate the effect of the cap alone.</w:t>
+      </w:r>
+    </w:p>
+    <w:tbl>
+      <w:tblPr>
+        <w:tblStyle w:val="TableGrid"/>
+        <w:tblW w:type="auto" w:w="0"/>
+        <w:jc w:val="center"/>
+        <w:tblLook w:firstColumn="1" w:firstRow="1" w:lastColumn="0" w:lastRow="0" w:noHBand="0" w:noVBand="1" w:val="04A0"/>
+      </w:tblPr>
+      <w:tblGrid>
+        <w:gridCol w:w="1295"/>
+        <w:gridCol w:w="1295"/>
+        <w:gridCol w:w="1295"/>
+        <w:gridCol w:w="1295"/>
+        <w:gridCol w:w="1295"/>
+        <w:gridCol w:w="1295"/>
+        <w:gridCol w:w="1295"/>
+      </w:tblGrid>
+      <w:tr>
+        <w:tc>
+          <w:tcPr>
+            <w:tcW w:type="dxa" w:w="1701"/>
+            <w:shd w:val="clear" w:color="auto" w:fill="BDD7EE"/>
+          </w:tcPr>
+          <w:p>
+            <w:r>
+              <w:rPr>
+                <w:b/>
+                <w:sz w:val="20"/>
+              </w:rPr>
+              <w:t>Cohort</w:t>
+            </w:r>
+          </w:p>
+        </w:tc>
+        <w:tc>
+          <w:tcPr>
+            <w:tcW w:type="dxa" w:w="1984"/>
+            <w:shd w:val="clear" w:color="auto" w:fill="BDD7EE"/>
+          </w:tcPr>
+          <w:p>
+            <w:r>
+              <w:rPr>
+                <w:b/>
+                <w:sz w:val="20"/>
+              </w:rPr>
+              <w:t>Cap</w:t>
+            </w:r>
+          </w:p>
+        </w:tc>
+        <w:tc>
+          <w:tcPr>
+            <w:tcW w:type="dxa" w:w="1134"/>
+            <w:shd w:val="clear" w:color="auto" w:fill="BDD7EE"/>
+          </w:tcPr>
+          <w:p>
+            <w:r>
+              <w:rPr>
+                <w:b/>
+                <w:sz w:val="20"/>
+              </w:rPr>
+              <w:t>N features</w:t>
+            </w:r>
+          </w:p>
+        </w:tc>
+        <w:tc>
+          <w:tcPr>
+            <w:tcW w:type="dxa" w:w="1984"/>
+            <w:shd w:val="clear" w:color="auto" w:fill="BDD7EE"/>
+          </w:tcPr>
+          <w:p>
+            <w:r>
+              <w:rPr>
+                <w:b/>
+                <w:sz w:val="20"/>
+              </w:rPr>
+              <w:t>Model</w:t>
+            </w:r>
+          </w:p>
+        </w:tc>
+        <w:tc>
+          <w:tcPr>
+            <w:tcW w:type="dxa" w:w="1134"/>
+            <w:shd w:val="clear" w:color="auto" w:fill="BDD7EE"/>
+          </w:tcPr>
+          <w:p>
+            <w:r>
+              <w:rPr>
+                <w:b/>
+                <w:sz w:val="20"/>
+              </w:rPr>
+              <w:t>CV AUROC</w:t>
+            </w:r>
+          </w:p>
+        </w:tc>
+        <w:tc>
+          <w:tcPr>
+            <w:tcW w:type="dxa" w:w="1134"/>
+            <w:shd w:val="clear" w:color="auto" w:fill="BDD7EE"/>
+          </w:tcPr>
+          <w:p>
+            <w:r>
+              <w:rPr>
+                <w:b/>
+                <w:sz w:val="20"/>
+              </w:rPr>
+              <w:t>CV Brier</w:t>
+            </w:r>
+          </w:p>
+        </w:tc>
+        <w:tc>
+          <w:tcPr>
+            <w:tcW w:type="dxa" w:w="1417"/>
+            <w:shd w:val="clear" w:color="auto" w:fill="BDD7EE"/>
+          </w:tcPr>
+          <w:p>
+            <w:r>
+              <w:rPr>
+                <w:b/>
+                <w:sz w:val="20"/>
+              </w:rPr>
+              <w:t>CV Cal Slope</w:t>
+            </w:r>
+          </w:p>
+        </w:tc>
+      </w:tr>
+      <w:tr>
+        <w:tc>
+          <w:tcPr>
+            <w:tcW w:type="dxa" w:w="1701"/>
+          </w:tcPr>
+          <w:p>
+            <w:r>
+              <w:rPr>
+                <w:sz w:val="20"/>
+              </w:rPr>
+              <w:t>1-Year flare</w:t>
+            </w:r>
+          </w:p>
+        </w:tc>
+        <w:tc>
+          <w:tcPr>
+            <w:tcW w:type="dxa" w:w="1984"/>
+          </w:tcPr>
+          <w:p>
+            <w:r>
+              <w:rPr>
+                <w:sz w:val="20"/>
+              </w:rPr>
+              <w:t>EPV-10 (cap=12)</w:t>
+            </w:r>
+          </w:p>
+        </w:tc>
+        <w:tc>
+          <w:tcPr>
+            <w:tcW w:type="dxa" w:w="1134"/>
+          </w:tcPr>
+          <w:p>
+            <w:r>
+              <w:rPr>
+                <w:sz w:val="20"/>
+              </w:rPr>
+              <w:t>12</w:t>
+            </w:r>
+          </w:p>
+        </w:tc>
+        <w:tc>
+          <w:tcPr>
+            <w:tcW w:type="dxa" w:w="1984"/>
+          </w:tcPr>
+          <w:p>
+            <w:r>
+              <w:rPr>
+                <w:sz w:val="20"/>
+              </w:rPr>
+              <w:t>Logistic Regression</w:t>
+            </w:r>
+          </w:p>
+        </w:tc>
+        <w:tc>
+          <w:tcPr>
+            <w:tcW w:type="dxa" w:w="1134"/>
+          </w:tcPr>
+          <w:p>
+            <w:r>
+              <w:rPr>
+                <w:sz w:val="20"/>
+              </w:rPr>
+              <w:t>0.702</w:t>
+            </w:r>
+          </w:p>
+        </w:tc>
+        <w:tc>
+          <w:tcPr>
+            <w:tcW w:type="dxa" w:w="1134"/>
+          </w:tcPr>
+          <w:p>
+            <w:r>
+              <w:rPr>
+                <w:sz w:val="20"/>
+              </w:rPr>
+              <w:t>0.219</w:t>
+            </w:r>
+          </w:p>
+        </w:tc>
+        <w:tc>
+          <w:tcPr>
+            <w:tcW w:type="dxa" w:w="1417"/>
+          </w:tcPr>
+          <w:p>
+            <w:r>
+              <w:rPr>
+                <w:sz w:val="20"/>
+              </w:rPr>
+              <w:t>0.640</w:t>
+            </w:r>
+          </w:p>
+        </w:tc>
+      </w:tr>
+      <w:tr>
+        <w:tc>
+          <w:tcPr>
+            <w:tcW w:type="dxa" w:w="1701"/>
+            <w:shd w:val="clear" w:color="auto" w:fill="F2F2F2"/>
+          </w:tcPr>
+          <w:p>
+            <w:r>
+              <w:rPr>
+                <w:sz w:val="20"/>
+              </w:rPr>
+              <w:t>1-Year flare</w:t>
+            </w:r>
+          </w:p>
+        </w:tc>
+        <w:tc>
+          <w:tcPr>
+            <w:tcW w:type="dxa" w:w="1984"/>
+            <w:shd w:val="clear" w:color="auto" w:fill="F2F2F2"/>
+          </w:tcPr>
+          <w:p>
+            <w:r>
+              <w:rPr>
+                <w:sz w:val="20"/>
+              </w:rPr>
+              <w:t>EPV-10 (cap=12)</w:t>
+            </w:r>
+          </w:p>
+        </w:tc>
+        <w:tc>
+          <w:tcPr>
+            <w:tcW w:type="dxa" w:w="1134"/>
+            <w:shd w:val="clear" w:color="auto" w:fill="F2F2F2"/>
+          </w:tcPr>
+          <w:p>
+            <w:r>
+              <w:rPr>
+                <w:sz w:val="20"/>
+              </w:rPr>
+              <w:t>12</w:t>
+            </w:r>
+          </w:p>
+        </w:tc>
+        <w:tc>
+          <w:tcPr>
+            <w:tcW w:type="dxa" w:w="1984"/>
+            <w:shd w:val="clear" w:color="auto" w:fill="F2F2F2"/>
+          </w:tcPr>
+          <w:p>
+            <w:r>
+              <w:rPr>
+                <w:sz w:val="20"/>
+              </w:rPr>
+              <w:t>Random Forest</w:t>
+            </w:r>
+          </w:p>
+        </w:tc>
+        <w:tc>
+          <w:tcPr>
+            <w:tcW w:type="dxa" w:w="1134"/>
+            <w:shd w:val="clear" w:color="auto" w:fill="F2F2F2"/>
+          </w:tcPr>
+          <w:p>
+            <w:r>
+              <w:rPr>
+                <w:sz w:val="20"/>
+              </w:rPr>
+              <w:t>0.691</w:t>
+            </w:r>
+          </w:p>
+        </w:tc>
+        <w:tc>
+          <w:tcPr>
+            <w:tcW w:type="dxa" w:w="1134"/>
+            <w:shd w:val="clear" w:color="auto" w:fill="F2F2F2"/>
+          </w:tcPr>
+          <w:p>
+            <w:r>
+              <w:rPr>
+                <w:sz w:val="20"/>
+              </w:rPr>
+              <w:t>0.187</w:t>
+            </w:r>
+          </w:p>
+        </w:tc>
+        <w:tc>
+          <w:tcPr>
+            <w:tcW w:type="dxa" w:w="1417"/>
+            <w:shd w:val="clear" w:color="auto" w:fill="F2F2F2"/>
+          </w:tcPr>
+          <w:p>
+            <w:r>
+              <w:rPr>
+                <w:sz w:val="20"/>
+              </w:rPr>
+              <w:t>0.719</w:t>
+            </w:r>
+          </w:p>
+        </w:tc>
+      </w:tr>
+      <w:tr>
+        <w:tc>
+          <w:tcPr>
+            <w:tcW w:type="dxa" w:w="1701"/>
+          </w:tcPr>
+          <w:p>
+            <w:r>
+              <w:rPr>
+                <w:sz w:val="20"/>
+              </w:rPr>
+              <w:t>1-Year flare</w:t>
+            </w:r>
+          </w:p>
+        </w:tc>
+        <w:tc>
+          <w:tcPr>
+            <w:tcW w:type="dxa" w:w="1984"/>
+          </w:tcPr>
+          <w:p>
+            <w:r>
+              <w:rPr>
+                <w:sz w:val="20"/>
+              </w:rPr>
+              <w:t>EPV-10 (cap=12)</w:t>
+            </w:r>
+          </w:p>
+        </w:tc>
+        <w:tc>
+          <w:tcPr>
+            <w:tcW w:type="dxa" w:w="1134"/>
+          </w:tcPr>
+          <w:p>
+            <w:r>
+              <w:rPr>
+                <w:sz w:val="20"/>
+              </w:rPr>
+              <w:t>12</w:t>
+            </w:r>
+          </w:p>
+        </w:tc>
+        <w:tc>
+          <w:tcPr>
+            <w:tcW w:type="dxa" w:w="1984"/>
+          </w:tcPr>
+          <w:p>
+            <w:r>
+              <w:rPr>
+                <w:sz w:val="20"/>
+              </w:rPr>
+              <w:t>XGBoost</w:t>
+            </w:r>
+          </w:p>
+        </w:tc>
+        <w:tc>
+          <w:tcPr>
+            <w:tcW w:type="dxa" w:w="1134"/>
+          </w:tcPr>
+          <w:p>
+            <w:r>
+              <w:rPr>
+                <w:sz w:val="20"/>
+              </w:rPr>
+              <w:t>0.684</w:t>
+            </w:r>
+          </w:p>
+        </w:tc>
+        <w:tc>
+          <w:tcPr>
+            <w:tcW w:type="dxa" w:w="1134"/>
+          </w:tcPr>
+          <w:p>
+            <w:r>
+              <w:rPr>
+                <w:sz w:val="20"/>
+              </w:rPr>
+              <w:t>0.236</w:t>
+            </w:r>
+          </w:p>
+        </w:tc>
+        <w:tc>
+          <w:tcPr>
+            <w:tcW w:type="dxa" w:w="1417"/>
+          </w:tcPr>
+          <w:p>
+            <w:r>
+              <w:rPr>
+                <w:sz w:val="20"/>
+              </w:rPr>
+              <w:t>0.506</w:t>
+            </w:r>
+          </w:p>
+        </w:tc>
+      </w:tr>
+      <w:tr>
+        <w:tc>
+          <w:tcPr>
+            <w:tcW w:type="dxa" w:w="1701"/>
+            <w:shd w:val="clear" w:color="auto" w:fill="F2F2F2"/>
+          </w:tcPr>
+          <w:p>
+            <w:r>
+              <w:rPr>
+                <w:sz w:val="20"/>
+              </w:rPr>
+              <w:t>1-Year flare</w:t>
+            </w:r>
+          </w:p>
+        </w:tc>
+        <w:tc>
+          <w:tcPr>
+            <w:tcW w:type="dxa" w:w="1984"/>
+            <w:shd w:val="clear" w:color="auto" w:fill="F2F2F2"/>
+          </w:tcPr>
+          <w:p>
+            <w:r>
+              <w:rPr>
+                <w:sz w:val="20"/>
+              </w:rPr>
+              <w:t>EPV-10 (cap=12)</w:t>
+            </w:r>
+          </w:p>
+        </w:tc>
+        <w:tc>
+          <w:tcPr>
+            <w:tcW w:type="dxa" w:w="1134"/>
+            <w:shd w:val="clear" w:color="auto" w:fill="F2F2F2"/>
+          </w:tcPr>
+          <w:p>
+            <w:r>
+              <w:rPr>
+                <w:sz w:val="20"/>
+              </w:rPr>
+              <w:t>12</w:t>
+            </w:r>
+          </w:p>
+        </w:tc>
+        <w:tc>
+          <w:tcPr>
+            <w:tcW w:type="dxa" w:w="1984"/>
+            <w:shd w:val="clear" w:color="auto" w:fill="F2F2F2"/>
+          </w:tcPr>
+          <w:p>
+            <w:r>
+              <w:rPr>
+                <w:sz w:val="20"/>
+              </w:rPr>
+              <w:t>LightGBM</w:t>
+            </w:r>
+          </w:p>
+        </w:tc>
+        <w:tc>
+          <w:tcPr>
+            <w:tcW w:type="dxa" w:w="1134"/>
+            <w:shd w:val="clear" w:color="auto" w:fill="F2F2F2"/>
+          </w:tcPr>
+          <w:p>
+            <w:r>
+              <w:rPr>
+                <w:sz w:val="20"/>
+              </w:rPr>
+              <w:t>0.664</w:t>
+            </w:r>
+          </w:p>
+        </w:tc>
+        <w:tc>
+          <w:tcPr>
+            <w:tcW w:type="dxa" w:w="1134"/>
+            <w:shd w:val="clear" w:color="auto" w:fill="F2F2F2"/>
+          </w:tcPr>
+          <w:p>
+            <w:r>
+              <w:rPr>
+                <w:sz w:val="20"/>
+              </w:rPr>
+              <w:t>0.219</w:t>
+            </w:r>
+          </w:p>
+        </w:tc>
+        <w:tc>
+          <w:tcPr>
+            <w:tcW w:type="dxa" w:w="1417"/>
+            <w:shd w:val="clear" w:color="auto" w:fill="F2F2F2"/>
+          </w:tcPr>
+          <w:p>
+            <w:r>
+              <w:rPr>
+                <w:sz w:val="20"/>
+              </w:rPr>
+              <w:t>0.753</w:t>
+            </w:r>
+          </w:p>
+        </w:tc>
+      </w:tr>
+      <w:tr>
+        <w:tc>
+          <w:tcPr>
+            <w:tcW w:type="dxa" w:w="1701"/>
+          </w:tcPr>
+          <w:p>
+            <w:r>
+              <w:rPr>
+                <w:sz w:val="20"/>
+              </w:rPr>
+              <w:t>1-Year flare</w:t>
+            </w:r>
+          </w:p>
+        </w:tc>
+        <w:tc>
+          <w:tcPr>
+            <w:tcW w:type="dxa" w:w="1984"/>
+          </w:tcPr>
+          <w:p>
+            <w:r>
+              <w:rPr>
+                <w:sz w:val="20"/>
+              </w:rPr>
+              <w:t>EPV-5 (cap=19)</w:t>
+            </w:r>
+          </w:p>
+        </w:tc>
+        <w:tc>
+          <w:tcPr>
+            <w:tcW w:type="dxa" w:w="1134"/>
+          </w:tcPr>
+          <w:p>
+            <w:r>
+              <w:rPr>
+                <w:sz w:val="20"/>
+              </w:rPr>
+              <w:t>19</w:t>
+            </w:r>
+          </w:p>
+        </w:tc>
+        <w:tc>
+          <w:tcPr>
+            <w:tcW w:type="dxa" w:w="1984"/>
+          </w:tcPr>
+          <w:p>
+            <w:r>
+              <w:rPr>
+                <w:sz w:val="20"/>
+              </w:rPr>
+              <w:t>Logistic Regression</w:t>
+            </w:r>
+          </w:p>
+        </w:tc>
+        <w:tc>
+          <w:tcPr>
+            <w:tcW w:type="dxa" w:w="1134"/>
+          </w:tcPr>
+          <w:p>
+            <w:r>
+              <w:rPr>
+                <w:sz w:val="20"/>
+              </w:rPr>
+              <w:t>0.681</w:t>
+            </w:r>
+          </w:p>
+        </w:tc>
+        <w:tc>
+          <w:tcPr>
+            <w:tcW w:type="dxa" w:w="1134"/>
+          </w:tcPr>
+          <w:p>
+            <w:r>
+              <w:rPr>
+                <w:sz w:val="20"/>
+              </w:rPr>
+              <w:t>0.225</w:t>
+            </w:r>
+          </w:p>
+        </w:tc>
+        <w:tc>
+          <w:tcPr>
+            <w:tcW w:type="dxa" w:w="1417"/>
+          </w:tcPr>
+          <w:p>
+            <w:r>
+              <w:rPr>
+                <w:sz w:val="20"/>
+              </w:rPr>
+              <w:t>0.535</w:t>
+            </w:r>
+          </w:p>
+        </w:tc>
+      </w:tr>
+      <w:tr>
+        <w:tc>
+          <w:tcPr>
+            <w:tcW w:type="dxa" w:w="1701"/>
+            <w:shd w:val="clear" w:color="auto" w:fill="F2F2F2"/>
+          </w:tcPr>
+          <w:p>
+            <w:r>
+              <w:rPr>
+                <w:sz w:val="20"/>
+              </w:rPr>
+              <w:t>1-Year flare</w:t>
+            </w:r>
+          </w:p>
+        </w:tc>
+        <w:tc>
+          <w:tcPr>
+            <w:tcW w:type="dxa" w:w="1984"/>
+            <w:shd w:val="clear" w:color="auto" w:fill="F2F2F2"/>
+          </w:tcPr>
+          <w:p>
+            <w:r>
+              <w:rPr>
+                <w:sz w:val="20"/>
+              </w:rPr>
+              <w:t>EPV-5 (cap=19)</w:t>
+            </w:r>
+          </w:p>
+        </w:tc>
+        <w:tc>
+          <w:tcPr>
+            <w:tcW w:type="dxa" w:w="1134"/>
+            <w:shd w:val="clear" w:color="auto" w:fill="F2F2F2"/>
+          </w:tcPr>
+          <w:p>
+            <w:r>
+              <w:rPr>
+                <w:sz w:val="20"/>
+              </w:rPr>
+              <w:t>19</w:t>
+            </w:r>
+          </w:p>
+        </w:tc>
+        <w:tc>
+          <w:tcPr>
+            <w:tcW w:type="dxa" w:w="1984"/>
+            <w:shd w:val="clear" w:color="auto" w:fill="F2F2F2"/>
+          </w:tcPr>
+          <w:p>
+            <w:r>
+              <w:rPr>
+                <w:sz w:val="20"/>
+              </w:rPr>
+              <w:t>Random Forest</w:t>
+            </w:r>
+          </w:p>
+        </w:tc>
+        <w:tc>
+          <w:tcPr>
+            <w:tcW w:type="dxa" w:w="1134"/>
+            <w:shd w:val="clear" w:color="auto" w:fill="F2F2F2"/>
+          </w:tcPr>
+          <w:p>
+            <w:r>
+              <w:rPr>
+                <w:sz w:val="20"/>
+              </w:rPr>
+              <w:t>0.731</w:t>
+            </w:r>
+          </w:p>
+        </w:tc>
+        <w:tc>
+          <w:tcPr>
+            <w:tcW w:type="dxa" w:w="1134"/>
+            <w:shd w:val="clear" w:color="auto" w:fill="F2F2F2"/>
+          </w:tcPr>
+          <w:p>
+            <w:r>
+              <w:rPr>
+                <w:sz w:val="20"/>
+              </w:rPr>
+              <w:t>0.175</w:t>
+            </w:r>
+          </w:p>
+        </w:tc>
+        <w:tc>
+          <w:tcPr>
+            <w:tcW w:type="dxa" w:w="1417"/>
+            <w:shd w:val="clear" w:color="auto" w:fill="F2F2F2"/>
+          </w:tcPr>
+          <w:p>
+            <w:r>
+              <w:rPr>
+                <w:sz w:val="20"/>
+              </w:rPr>
+              <w:t>0.855</w:t>
+            </w:r>
+          </w:p>
+        </w:tc>
+      </w:tr>
+      <w:tr>
+        <w:tc>
+          <w:tcPr>
+            <w:tcW w:type="dxa" w:w="1701"/>
+          </w:tcPr>
+          <w:p>
+            <w:r>
+              <w:rPr>
+                <w:sz w:val="20"/>
+              </w:rPr>
+              <w:t>1-Year flare</w:t>
+            </w:r>
+          </w:p>
+        </w:tc>
+        <w:tc>
+          <w:tcPr>
+            <w:tcW w:type="dxa" w:w="1984"/>
+          </w:tcPr>
+          <w:p>
+            <w:r>
+              <w:rPr>
+                <w:sz w:val="20"/>
+              </w:rPr>
+              <w:t>EPV-5 (cap=19)</w:t>
+            </w:r>
+          </w:p>
+        </w:tc>
+        <w:tc>
+          <w:tcPr>
+            <w:tcW w:type="dxa" w:w="1134"/>
+          </w:tcPr>
+          <w:p>
+            <w:r>
+              <w:rPr>
+                <w:sz w:val="20"/>
+              </w:rPr>
+              <w:t>19</w:t>
+            </w:r>
+          </w:p>
+        </w:tc>
+        <w:tc>
+          <w:tcPr>
+            <w:tcW w:type="dxa" w:w="1984"/>
+          </w:tcPr>
+          <w:p>
+            <w:r>
+              <w:rPr>
+                <w:sz w:val="20"/>
+              </w:rPr>
+              <w:t>XGBoost</w:t>
+            </w:r>
+          </w:p>
+        </w:tc>
+        <w:tc>
+          <w:tcPr>
+            <w:tcW w:type="dxa" w:w="1134"/>
+          </w:tcPr>
+          <w:p>
+            <w:r>
+              <w:rPr>
+                <w:sz w:val="20"/>
+              </w:rPr>
+              <w:t>0.720</w:t>
+            </w:r>
+          </w:p>
+        </w:tc>
+        <w:tc>
+          <w:tcPr>
+            <w:tcW w:type="dxa" w:w="1134"/>
+          </w:tcPr>
+          <w:p>
+            <w:r>
+              <w:rPr>
+                <w:sz w:val="20"/>
+              </w:rPr>
+              <w:t>0.223</w:t>
+            </w:r>
+          </w:p>
+        </w:tc>
+        <w:tc>
+          <w:tcPr>
+            <w:tcW w:type="dxa" w:w="1417"/>
+          </w:tcPr>
+          <w:p>
+            <w:r>
+              <w:rPr>
+                <w:sz w:val="20"/>
+              </w:rPr>
+              <w:t>0.886</w:t>
+            </w:r>
+          </w:p>
+        </w:tc>
+      </w:tr>
+      <w:tr>
+        <w:tc>
+          <w:tcPr>
+            <w:tcW w:type="dxa" w:w="1701"/>
+            <w:shd w:val="clear" w:color="auto" w:fill="F2F2F2"/>
+          </w:tcPr>
+          <w:p>
+            <w:r>
+              <w:rPr>
+                <w:sz w:val="20"/>
+              </w:rPr>
+              <w:t>1-Year flare</w:t>
+            </w:r>
+          </w:p>
+        </w:tc>
+        <w:tc>
+          <w:tcPr>
+            <w:tcW w:type="dxa" w:w="1984"/>
+            <w:shd w:val="clear" w:color="auto" w:fill="F2F2F2"/>
+          </w:tcPr>
+          <w:p>
+            <w:r>
+              <w:rPr>
+                <w:sz w:val="20"/>
+              </w:rPr>
+              <w:t>EPV-5 (cap=19)</w:t>
+            </w:r>
+          </w:p>
+        </w:tc>
+        <w:tc>
+          <w:tcPr>
+            <w:tcW w:type="dxa" w:w="1134"/>
+            <w:shd w:val="clear" w:color="auto" w:fill="F2F2F2"/>
+          </w:tcPr>
+          <w:p>
+            <w:r>
+              <w:rPr>
+                <w:sz w:val="20"/>
+              </w:rPr>
+              <w:t>19</w:t>
+            </w:r>
+          </w:p>
+        </w:tc>
+        <w:tc>
+          <w:tcPr>
+            <w:tcW w:type="dxa" w:w="1984"/>
+            <w:shd w:val="clear" w:color="auto" w:fill="F2F2F2"/>
+          </w:tcPr>
+          <w:p>
+            <w:r>
+              <w:rPr>
+                <w:sz w:val="20"/>
+              </w:rPr>
+              <w:t>LightGBM</w:t>
+            </w:r>
+          </w:p>
+        </w:tc>
+        <w:tc>
+          <w:tcPr>
+            <w:tcW w:type="dxa" w:w="1134"/>
+            <w:shd w:val="clear" w:color="auto" w:fill="F2F2F2"/>
+          </w:tcPr>
+          <w:p>
+            <w:r>
+              <w:rPr>
+                <w:sz w:val="20"/>
+              </w:rPr>
+              <w:t>0.715</w:t>
+            </w:r>
+          </w:p>
+        </w:tc>
+        <w:tc>
+          <w:tcPr>
+            <w:tcW w:type="dxa" w:w="1134"/>
+            <w:shd w:val="clear" w:color="auto" w:fill="F2F2F2"/>
+          </w:tcPr>
+          <w:p>
+            <w:r>
+              <w:rPr>
+                <w:sz w:val="20"/>
+              </w:rPr>
+              <w:t>0.186</w:t>
+            </w:r>
+          </w:p>
+        </w:tc>
+        <w:tc>
+          <w:tcPr>
+            <w:tcW w:type="dxa" w:w="1417"/>
+            <w:shd w:val="clear" w:color="auto" w:fill="F2F2F2"/>
+          </w:tcPr>
+          <w:p>
+            <w:r>
+              <w:rPr>
+                <w:sz w:val="20"/>
+              </w:rPr>
+              <w:t>0.722</w:t>
+            </w:r>
+          </w:p>
+        </w:tc>
+      </w:tr>
+      <w:tr>
+        <w:tc>
+          <w:tcPr>
+            <w:tcW w:type="dxa" w:w="1701"/>
+          </w:tcPr>
+          <w:p>
+            <w:r>
+              <w:rPr>
+                <w:sz w:val="20"/>
+              </w:rPr>
+              <w:t>Serial biopsy</w:t>
+            </w:r>
+          </w:p>
+        </w:tc>
+        <w:tc>
+          <w:tcPr>
+            <w:tcW w:type="dxa" w:w="1984"/>
+          </w:tcPr>
+          <w:p>
+            <w:r>
+              <w:rPr>
+                <w:sz w:val="20"/>
+              </w:rPr>
+              <w:t>EPV-10 (cap=4)</w:t>
+            </w:r>
+          </w:p>
+        </w:tc>
+        <w:tc>
+          <w:tcPr>
+            <w:tcW w:type="dxa" w:w="1134"/>
+          </w:tcPr>
+          <w:p>
+            <w:r>
+              <w:rPr>
+                <w:sz w:val="20"/>
+              </w:rPr>
+              <w:t>2</w:t>
+            </w:r>
+          </w:p>
+        </w:tc>
+        <w:tc>
+          <w:tcPr>
+            <w:tcW w:type="dxa" w:w="1984"/>
+          </w:tcPr>
+          <w:p>
+            <w:r>
+              <w:rPr>
+                <w:sz w:val="20"/>
+              </w:rPr>
+              <w:t>Logistic Regression</w:t>
+            </w:r>
+          </w:p>
+        </w:tc>
+        <w:tc>
+          <w:tcPr>
+            <w:tcW w:type="dxa" w:w="1134"/>
+          </w:tcPr>
+          <w:p>
+            <w:r>
+              <w:rPr>
+                <w:sz w:val="20"/>
+              </w:rPr>
+              <w:t>0.676</w:t>
+            </w:r>
+          </w:p>
+        </w:tc>
+        <w:tc>
+          <w:tcPr>
+            <w:tcW w:type="dxa" w:w="1134"/>
+          </w:tcPr>
+          <w:p>
+            <w:r>
+              <w:rPr>
+                <w:sz w:val="20"/>
+              </w:rPr>
+              <w:t>0.235</w:t>
+            </w:r>
+          </w:p>
+        </w:tc>
+        <w:tc>
+          <w:tcPr>
+            <w:tcW w:type="dxa" w:w="1417"/>
+          </w:tcPr>
+          <w:p>
+            <w:r>
+              <w:rPr>
+                <w:sz w:val="20"/>
+              </w:rPr>
+              <w:t>0.570</w:t>
+            </w:r>
+          </w:p>
+        </w:tc>
+      </w:tr>
+      <w:tr>
+        <w:tc>
+          <w:tcPr>
+            <w:tcW w:type="dxa" w:w="1701"/>
+            <w:shd w:val="clear" w:color="auto" w:fill="F2F2F2"/>
+          </w:tcPr>
+          <w:p>
+            <w:r>
+              <w:rPr>
+                <w:sz w:val="20"/>
+              </w:rPr>
+              <w:t>Serial biopsy</w:t>
+            </w:r>
+          </w:p>
+        </w:tc>
+        <w:tc>
+          <w:tcPr>
+            <w:tcW w:type="dxa" w:w="1984"/>
+            <w:shd w:val="clear" w:color="auto" w:fill="F2F2F2"/>
+          </w:tcPr>
+          <w:p>
+            <w:r>
+              <w:rPr>
+                <w:sz w:val="20"/>
+              </w:rPr>
+              <w:t>EPV-10 (cap=4)</w:t>
+            </w:r>
+          </w:p>
+        </w:tc>
+        <w:tc>
+          <w:tcPr>
+            <w:tcW w:type="dxa" w:w="1134"/>
+            <w:shd w:val="clear" w:color="auto" w:fill="F2F2F2"/>
+          </w:tcPr>
+          <w:p>
+            <w:r>
+              <w:rPr>
+                <w:sz w:val="20"/>
+              </w:rPr>
+              <w:t>2</w:t>
+            </w:r>
+          </w:p>
+        </w:tc>
+        <w:tc>
+          <w:tcPr>
+            <w:tcW w:type="dxa" w:w="1984"/>
+            <w:shd w:val="clear" w:color="auto" w:fill="F2F2F2"/>
+          </w:tcPr>
+          <w:p>
+            <w:r>
+              <w:rPr>
+                <w:sz w:val="20"/>
+              </w:rPr>
+              <w:t>Random Forest</w:t>
+            </w:r>
+          </w:p>
+        </w:tc>
+        <w:tc>
+          <w:tcPr>
+            <w:tcW w:type="dxa" w:w="1134"/>
+            <w:shd w:val="clear" w:color="auto" w:fill="F2F2F2"/>
+          </w:tcPr>
+          <w:p>
+            <w:r>
+              <w:rPr>
+                <w:sz w:val="20"/>
+              </w:rPr>
+              <w:t>0.629</w:t>
+            </w:r>
+          </w:p>
+        </w:tc>
+        <w:tc>
+          <w:tcPr>
+            <w:tcW w:type="dxa" w:w="1134"/>
+            <w:shd w:val="clear" w:color="auto" w:fill="F2F2F2"/>
+          </w:tcPr>
+          <w:p>
+            <w:r>
+              <w:rPr>
+                <w:sz w:val="20"/>
+              </w:rPr>
+              <w:t>0.240</w:t>
+            </w:r>
+          </w:p>
+        </w:tc>
+        <w:tc>
+          <w:tcPr>
+            <w:tcW w:type="dxa" w:w="1417"/>
+            <w:shd w:val="clear" w:color="auto" w:fill="F2F2F2"/>
+          </w:tcPr>
+          <w:p>
+            <w:r>
+              <w:rPr>
+                <w:sz w:val="20"/>
+              </w:rPr>
+              <w:t>0.381</w:t>
+            </w:r>
+          </w:p>
+        </w:tc>
+      </w:tr>
+      <w:tr>
+        <w:tc>
+          <w:tcPr>
+            <w:tcW w:type="dxa" w:w="1701"/>
+          </w:tcPr>
+          <w:p>
+            <w:r>
+              <w:rPr>
+                <w:sz w:val="20"/>
+              </w:rPr>
+              <w:t>Serial biopsy</w:t>
+            </w:r>
+          </w:p>
+        </w:tc>
+        <w:tc>
+          <w:tcPr>
+            <w:tcW w:type="dxa" w:w="1984"/>
+          </w:tcPr>
+          <w:p>
+            <w:r>
+              <w:rPr>
+                <w:sz w:val="20"/>
+              </w:rPr>
+              <w:t>EPV-10 (cap=4)</w:t>
+            </w:r>
+          </w:p>
+        </w:tc>
+        <w:tc>
+          <w:tcPr>
+            <w:tcW w:type="dxa" w:w="1134"/>
+          </w:tcPr>
+          <w:p>
+            <w:r>
+              <w:rPr>
+                <w:sz w:val="20"/>
+              </w:rPr>
+              <w:t>2</w:t>
+            </w:r>
+          </w:p>
+        </w:tc>
+        <w:tc>
+          <w:tcPr>
+            <w:tcW w:type="dxa" w:w="1984"/>
+          </w:tcPr>
+          <w:p>
+            <w:r>
+              <w:rPr>
+                <w:sz w:val="20"/>
+              </w:rPr>
+              <w:t>XGBoost</w:t>
+            </w:r>
+          </w:p>
+        </w:tc>
+        <w:tc>
+          <w:tcPr>
+            <w:tcW w:type="dxa" w:w="1134"/>
+          </w:tcPr>
+          <w:p>
+            <w:r>
+              <w:rPr>
+                <w:sz w:val="20"/>
+              </w:rPr>
+              <w:t>0.601</w:t>
+            </w:r>
+          </w:p>
+        </w:tc>
+        <w:tc>
+          <w:tcPr>
+            <w:tcW w:type="dxa" w:w="1134"/>
+          </w:tcPr>
+          <w:p>
+            <w:r>
+              <w:rPr>
+                <w:sz w:val="20"/>
+              </w:rPr>
+              <w:t>0.248</w:t>
+            </w:r>
+          </w:p>
+        </w:tc>
+        <w:tc>
+          <w:tcPr>
+            <w:tcW w:type="dxa" w:w="1417"/>
+          </w:tcPr>
+          <w:p>
+            <w:r>
+              <w:rPr>
+                <w:sz w:val="20"/>
+              </w:rPr>
+              <w:t>0.080</w:t>
+            </w:r>
+          </w:p>
+        </w:tc>
+      </w:tr>
+      <w:tr>
+        <w:tc>
+          <w:tcPr>
+            <w:tcW w:type="dxa" w:w="1701"/>
+            <w:shd w:val="clear" w:color="auto" w:fill="F2F2F2"/>
+          </w:tcPr>
+          <w:p>
+            <w:r>
+              <w:rPr>
+                <w:sz w:val="20"/>
+              </w:rPr>
+              <w:t>Serial biopsy</w:t>
+            </w:r>
+          </w:p>
+        </w:tc>
+        <w:tc>
+          <w:tcPr>
+            <w:tcW w:type="dxa" w:w="1984"/>
+            <w:shd w:val="clear" w:color="auto" w:fill="F2F2F2"/>
+          </w:tcPr>
+          <w:p>
+            <w:r>
+              <w:rPr>
+                <w:sz w:val="20"/>
+              </w:rPr>
+              <w:t>EPV-10 (cap=4)</w:t>
+            </w:r>
+          </w:p>
+        </w:tc>
+        <w:tc>
+          <w:tcPr>
+            <w:tcW w:type="dxa" w:w="1134"/>
+            <w:shd w:val="clear" w:color="auto" w:fill="F2F2F2"/>
+          </w:tcPr>
+          <w:p>
+            <w:r>
+              <w:rPr>
+                <w:sz w:val="20"/>
+              </w:rPr>
+              <w:t>2</w:t>
+            </w:r>
+          </w:p>
+        </w:tc>
+        <w:tc>
+          <w:tcPr>
+            <w:tcW w:type="dxa" w:w="1984"/>
+            <w:shd w:val="clear" w:color="auto" w:fill="F2F2F2"/>
+          </w:tcPr>
+          <w:p>
+            <w:r>
+              <w:rPr>
+                <w:sz w:val="20"/>
+              </w:rPr>
+              <w:t>LightGBM</w:t>
+            </w:r>
+          </w:p>
+        </w:tc>
+        <w:tc>
+          <w:tcPr>
+            <w:tcW w:type="dxa" w:w="1134"/>
+            <w:shd w:val="clear" w:color="auto" w:fill="F2F2F2"/>
+          </w:tcPr>
+          <w:p>
+            <w:r>
+              <w:rPr>
+                <w:sz w:val="20"/>
+              </w:rPr>
+              <w:t>0.625</w:t>
+            </w:r>
+          </w:p>
+        </w:tc>
+        <w:tc>
+          <w:tcPr>
+            <w:tcW w:type="dxa" w:w="1134"/>
+            <w:shd w:val="clear" w:color="auto" w:fill="F2F2F2"/>
+          </w:tcPr>
+          <w:p>
+            <w:r>
+              <w:rPr>
+                <w:sz w:val="20"/>
+              </w:rPr>
+              <w:t>0.240</w:t>
+            </w:r>
+          </w:p>
+        </w:tc>
+        <w:tc>
+          <w:tcPr>
+            <w:tcW w:type="dxa" w:w="1417"/>
+            <w:shd w:val="clear" w:color="auto" w:fill="F2F2F2"/>
+          </w:tcPr>
+          <w:p>
+            <w:r>
+              <w:rPr>
+                <w:sz w:val="20"/>
+              </w:rPr>
+              <w:t>0.431</w:t>
+            </w:r>
+          </w:p>
+        </w:tc>
+      </w:tr>
+      <w:tr>
+        <w:tc>
+          <w:tcPr>
+            <w:tcW w:type="dxa" w:w="1701"/>
+          </w:tcPr>
+          <w:p>
+            <w:r>
+              <w:rPr>
+                <w:sz w:val="20"/>
+              </w:rPr>
+              <w:t>Serial biopsy</w:t>
+            </w:r>
+          </w:p>
+        </w:tc>
+        <w:tc>
+          <w:tcPr>
+            <w:tcW w:type="dxa" w:w="1984"/>
+          </w:tcPr>
+          <w:p>
+            <w:r>
+              <w:rPr>
+                <w:sz w:val="20"/>
+              </w:rPr>
+              <w:t>EPV-5 (cap=7)</w:t>
+            </w:r>
+          </w:p>
+        </w:tc>
+        <w:tc>
+          <w:tcPr>
+            <w:tcW w:type="dxa" w:w="1134"/>
+          </w:tcPr>
+          <w:p>
+            <w:r>
+              <w:rPr>
+                <w:sz w:val="20"/>
+              </w:rPr>
+              <w:t>2</w:t>
+            </w:r>
+          </w:p>
+        </w:tc>
+        <w:tc>
+          <w:tcPr>
+            <w:tcW w:type="dxa" w:w="1984"/>
+          </w:tcPr>
+          <w:p>
+            <w:r>
+              <w:rPr>
+                <w:sz w:val="20"/>
+              </w:rPr>
+              <w:t>Logistic Regression</w:t>
+            </w:r>
+          </w:p>
+        </w:tc>
+        <w:tc>
+          <w:tcPr>
+            <w:tcW w:type="dxa" w:w="1134"/>
+          </w:tcPr>
+          <w:p>
+            <w:r>
+              <w:rPr>
+                <w:sz w:val="20"/>
+              </w:rPr>
+              <w:t>0.676</w:t>
+            </w:r>
+          </w:p>
+        </w:tc>
+        <w:tc>
+          <w:tcPr>
+            <w:tcW w:type="dxa" w:w="1134"/>
+          </w:tcPr>
+          <w:p>
+            <w:r>
+              <w:rPr>
+                <w:sz w:val="20"/>
+              </w:rPr>
+              <w:t>0.235</w:t>
+            </w:r>
+          </w:p>
+        </w:tc>
+        <w:tc>
+          <w:tcPr>
+            <w:tcW w:type="dxa" w:w="1417"/>
+          </w:tcPr>
+          <w:p>
+            <w:r>
+              <w:rPr>
+                <w:sz w:val="20"/>
+              </w:rPr>
+              <w:t>0.570</w:t>
+            </w:r>
+          </w:p>
+        </w:tc>
+      </w:tr>
+      <w:tr>
+        <w:tc>
+          <w:tcPr>
+            <w:tcW w:type="dxa" w:w="1701"/>
+            <w:shd w:val="clear" w:color="auto" w:fill="F2F2F2"/>
+          </w:tcPr>
+          <w:p>
+            <w:r>
+              <w:rPr>
+                <w:sz w:val="20"/>
+              </w:rPr>
+              <w:t>Serial biopsy</w:t>
+            </w:r>
+          </w:p>
+        </w:tc>
+        <w:tc>
+          <w:tcPr>
+            <w:tcW w:type="dxa" w:w="1984"/>
+            <w:shd w:val="clear" w:color="auto" w:fill="F2F2F2"/>
+          </w:tcPr>
+          <w:p>
+            <w:r>
+              <w:rPr>
+                <w:sz w:val="20"/>
+              </w:rPr>
+              <w:t>EPV-5 (cap=7)</w:t>
+            </w:r>
+          </w:p>
+        </w:tc>
+        <w:tc>
+          <w:tcPr>
+            <w:tcW w:type="dxa" w:w="1134"/>
+            <w:shd w:val="clear" w:color="auto" w:fill="F2F2F2"/>
+          </w:tcPr>
+          <w:p>
+            <w:r>
+              <w:rPr>
+                <w:sz w:val="20"/>
+              </w:rPr>
+              <w:t>2</w:t>
+            </w:r>
+          </w:p>
+        </w:tc>
+        <w:tc>
+          <w:tcPr>
+            <w:tcW w:type="dxa" w:w="1984"/>
+            <w:shd w:val="clear" w:color="auto" w:fill="F2F2F2"/>
+          </w:tcPr>
+          <w:p>
+            <w:r>
+              <w:rPr>
+                <w:sz w:val="20"/>
+              </w:rPr>
+              <w:t>Random Forest</w:t>
+            </w:r>
+          </w:p>
+        </w:tc>
+        <w:tc>
+          <w:tcPr>
+            <w:tcW w:type="dxa" w:w="1134"/>
+            <w:shd w:val="clear" w:color="auto" w:fill="F2F2F2"/>
+          </w:tcPr>
+          <w:p>
+            <w:r>
+              <w:rPr>
+                <w:sz w:val="20"/>
+              </w:rPr>
+              <w:t>0.629</w:t>
+            </w:r>
+          </w:p>
+        </w:tc>
+        <w:tc>
+          <w:tcPr>
+            <w:tcW w:type="dxa" w:w="1134"/>
+            <w:shd w:val="clear" w:color="auto" w:fill="F2F2F2"/>
+          </w:tcPr>
+          <w:p>
+            <w:r>
+              <w:rPr>
+                <w:sz w:val="20"/>
+              </w:rPr>
+              <w:t>0.240</w:t>
+            </w:r>
+          </w:p>
+        </w:tc>
+        <w:tc>
+          <w:tcPr>
+            <w:tcW w:type="dxa" w:w="1417"/>
+            <w:shd w:val="clear" w:color="auto" w:fill="F2F2F2"/>
+          </w:tcPr>
+          <w:p>
+            <w:r>
+              <w:rPr>
+                <w:sz w:val="20"/>
+              </w:rPr>
+              <w:t>0.381</w:t>
+            </w:r>
+          </w:p>
+        </w:tc>
+      </w:tr>
+      <w:tr>
+        <w:tc>
+          <w:tcPr>
+            <w:tcW w:type="dxa" w:w="1701"/>
+          </w:tcPr>
+          <w:p>
+            <w:r>
+              <w:rPr>
+                <w:sz w:val="20"/>
+              </w:rPr>
+              <w:t>Serial biopsy</w:t>
+            </w:r>
+          </w:p>
+        </w:tc>
+        <w:tc>
+          <w:tcPr>
+            <w:tcW w:type="dxa" w:w="1984"/>
+          </w:tcPr>
+          <w:p>
+            <w:r>
+              <w:rPr>
+                <w:sz w:val="20"/>
+              </w:rPr>
+              <w:t>EPV-5 (cap=7)</w:t>
+            </w:r>
+          </w:p>
+        </w:tc>
+        <w:tc>
+          <w:tcPr>
+            <w:tcW w:type="dxa" w:w="1134"/>
+          </w:tcPr>
+          <w:p>
+            <w:r>
+              <w:rPr>
+                <w:sz w:val="20"/>
+              </w:rPr>
+              <w:t>2</w:t>
+            </w:r>
+          </w:p>
+        </w:tc>
+        <w:tc>
+          <w:tcPr>
+            <w:tcW w:type="dxa" w:w="1984"/>
+          </w:tcPr>
+          <w:p>
+            <w:r>
+              <w:rPr>
+                <w:sz w:val="20"/>
+              </w:rPr>
+              <w:t>XGBoost</w:t>
+            </w:r>
+          </w:p>
+        </w:tc>
+        <w:tc>
+          <w:tcPr>
+            <w:tcW w:type="dxa" w:w="1134"/>
+          </w:tcPr>
+          <w:p>
+            <w:r>
+              <w:rPr>
+                <w:sz w:val="20"/>
+              </w:rPr>
+              <w:t>0.601</w:t>
+            </w:r>
+          </w:p>
+        </w:tc>
+        <w:tc>
+          <w:tcPr>
+            <w:tcW w:type="dxa" w:w="1134"/>
+          </w:tcPr>
+          <w:p>
+            <w:r>
+              <w:rPr>
+                <w:sz w:val="20"/>
+              </w:rPr>
+              <w:t>0.248</w:t>
+            </w:r>
+          </w:p>
+        </w:tc>
+        <w:tc>
+          <w:tcPr>
+            <w:tcW w:type="dxa" w:w="1417"/>
+          </w:tcPr>
+          <w:p>
+            <w:r>
+              <w:rPr>
+                <w:sz w:val="20"/>
+              </w:rPr>
+              <w:t>0.080</w:t>
+            </w:r>
+          </w:p>
+        </w:tc>
+      </w:tr>
+      <w:tr>
+        <w:tc>
+          <w:tcPr>
+            <w:tcW w:type="dxa" w:w="1701"/>
+            <w:shd w:val="clear" w:color="auto" w:fill="F2F2F2"/>
+          </w:tcPr>
+          <w:p>
+            <w:r>
+              <w:rPr>
+                <w:sz w:val="20"/>
+              </w:rPr>
+              <w:t>Serial biopsy</w:t>
+            </w:r>
+          </w:p>
+        </w:tc>
+        <w:tc>
+          <w:tcPr>
+            <w:tcW w:type="dxa" w:w="1984"/>
+            <w:shd w:val="clear" w:color="auto" w:fill="F2F2F2"/>
+          </w:tcPr>
+          <w:p>
+            <w:r>
+              <w:rPr>
+                <w:sz w:val="20"/>
+              </w:rPr>
+              <w:t>EPV-5 (cap=7)</w:t>
+            </w:r>
+          </w:p>
+        </w:tc>
+        <w:tc>
+          <w:tcPr>
+            <w:tcW w:type="dxa" w:w="1134"/>
+            <w:shd w:val="clear" w:color="auto" w:fill="F2F2F2"/>
+          </w:tcPr>
+          <w:p>
+            <w:r>
+              <w:rPr>
+                <w:sz w:val="20"/>
+              </w:rPr>
+              <w:t>2</w:t>
+            </w:r>
+          </w:p>
+        </w:tc>
+        <w:tc>
+          <w:tcPr>
+            <w:tcW w:type="dxa" w:w="1984"/>
+            <w:shd w:val="clear" w:color="auto" w:fill="F2F2F2"/>
+          </w:tcPr>
+          <w:p>
+            <w:r>
+              <w:rPr>
+                <w:sz w:val="20"/>
+              </w:rPr>
+              <w:t>LightGBM</w:t>
+            </w:r>
+          </w:p>
+        </w:tc>
+        <w:tc>
+          <w:tcPr>
+            <w:tcW w:type="dxa" w:w="1134"/>
+            <w:shd w:val="clear" w:color="auto" w:fill="F2F2F2"/>
+          </w:tcPr>
+          <w:p>
+            <w:r>
+              <w:rPr>
+                <w:sz w:val="20"/>
+              </w:rPr>
+              <w:t>0.625</w:t>
+            </w:r>
+          </w:p>
+        </w:tc>
+        <w:tc>
+          <w:tcPr>
+            <w:tcW w:type="dxa" w:w="1134"/>
+            <w:shd w:val="clear" w:color="auto" w:fill="F2F2F2"/>
+          </w:tcPr>
+          <w:p>
+            <w:r>
+              <w:rPr>
+                <w:sz w:val="20"/>
+              </w:rPr>
+              <w:t>0.240</w:t>
+            </w:r>
+          </w:p>
+        </w:tc>
+        <w:tc>
+          <w:tcPr>
+            <w:tcW w:type="dxa" w:w="1417"/>
+            <w:shd w:val="clear" w:color="auto" w:fill="F2F2F2"/>
+          </w:tcPr>
+          <w:p>
+            <w:r>
+              <w:rPr>
+                <w:sz w:val="20"/>
+              </w:rPr>
+              <w:t>0.431</w:t>
+            </w:r>
+          </w:p>
+        </w:tc>
+      </w:tr>
+    </w:tbl>
+    <w:p/>
+    <w:p>
+      <w:pPr>
+        <w:spacing w:after="120"/>
+      </w:pPr>
+      <w:r>
+        <w:t>1-Year flare: materially different. Relaxing the cap (12→19 features) improved all three tree models substantially (RF AUROC 0.691→0.731, XGBoost 0.684→0.720, LightGBM 0.664→0.715) with calibration slopes moving much closer to 1.0 (XGBoost 0.506→0.886). LR AUROC fell slightly (0.702→0.681). The EPV-10 cap was genuinely constraining tree-model performance here.</w:t>
+      </w:r>
+    </w:p>
+    <w:p>
+      <w:pPr>
+        <w:spacing w:after="120"/>
+      </w:pPr>
+      <w:r>
+        <w:t>Serial biopsy: zero difference. LASSO's discrete regularisation path selected the identical 2 features under both caps (the C-search jumps directly from 12 to 2 features with no intermediate value) — neither cap was actually binding.</w:t>
       </w:r>
     </w:p>
     <w:sectPr>

--- a/outputs/Lupus_Project_Results.docx
+++ b/outputs/Lupus_Project_Results.docx
@@ -38,7 +38,7 @@
         <w:rPr>
           <w:sz w:val="22"/>
         </w:rPr>
-        <w:t>Generated: 05 August 2026</w:t>
+        <w:t>Generated: 12 August 2026</w:t>
       </w:r>
     </w:p>
     <w:p>
@@ -9485,7 +9485,7 @@
         <w:spacing w:after="120"/>
       </w:pPr>
       <w:r>
-        <w:t>TabPFN v3 (Prior Labs hosted API, tabpfn_client==0.3.1) benchmarked against the four main classifiers using the same 5×10-fold CV protocol, all four cohorts.</w:t>
+        <w:t>TabPFN v3 (Prior Labs hosted API, tabpfn_client==0.3.1) benchmarked against the four main classifiers using the same CV protocol per cohort, all five cohorts (excluded from Harrell bootstrap and DeLong testing — shown as a reference point, not a formal competitor).</w:t>
       </w:r>
     </w:p>
     <w:p>
@@ -11294,10 +11294,465 @@
     </w:p>
     <w:p>
       <w:pPr>
+        <w:pStyle w:val="Heading2"/>
+        <w:spacing w:before="160" w:after="80"/>
+      </w:pPr>
+      <w:r>
+        <w:t>6.5 Serial Biopsy</w:t>
+      </w:r>
+    </w:p>
+    <w:tbl>
+      <w:tblPr>
+        <w:tblStyle w:val="TableGrid"/>
+        <w:tblW w:type="auto" w:w="0"/>
+        <w:jc w:val="center"/>
+        <w:tblLook w:firstColumn="1" w:firstRow="1" w:lastColumn="0" w:lastRow="0" w:noHBand="0" w:noVBand="1" w:val="04A0"/>
+      </w:tblPr>
+      <w:tblGrid>
+        <w:gridCol w:w="1813"/>
+        <w:gridCol w:w="1813"/>
+        <w:gridCol w:w="1813"/>
+        <w:gridCol w:w="1813"/>
+        <w:gridCol w:w="1813"/>
+      </w:tblGrid>
+      <w:tr>
+        <w:tc>
+          <w:tcPr>
+            <w:tcW w:type="dxa" w:w="2551"/>
+            <w:shd w:val="clear" w:color="auto" w:fill="BDD7EE"/>
+          </w:tcPr>
+          <w:p>
+            <w:r>
+              <w:rPr>
+                <w:b/>
+                <w:sz w:val="20"/>
+              </w:rPr>
+              <w:t>Model</w:t>
+            </w:r>
+          </w:p>
+        </w:tc>
+        <w:tc>
+          <w:tcPr>
+            <w:tcW w:type="dxa" w:w="1701"/>
+            <w:shd w:val="clear" w:color="auto" w:fill="BDD7EE"/>
+          </w:tcPr>
+          <w:p>
+            <w:r>
+              <w:rPr>
+                <w:b/>
+                <w:sz w:val="20"/>
+              </w:rPr>
+              <w:t>CV AUROC</w:t>
+            </w:r>
+          </w:p>
+        </w:tc>
+        <w:tc>
+          <w:tcPr>
+            <w:tcW w:type="dxa" w:w="1984"/>
+            <w:shd w:val="clear" w:color="auto" w:fill="BDD7EE"/>
+          </w:tcPr>
+          <w:p>
+            <w:r>
+              <w:rPr>
+                <w:b/>
+                <w:sz w:val="20"/>
+              </w:rPr>
+              <w:t>95% CI</w:t>
+            </w:r>
+          </w:p>
+        </w:tc>
+        <w:tc>
+          <w:tcPr>
+            <w:tcW w:type="dxa" w:w="1417"/>
+            <w:shd w:val="clear" w:color="auto" w:fill="BDD7EE"/>
+          </w:tcPr>
+          <w:p>
+            <w:r>
+              <w:rPr>
+                <w:b/>
+                <w:sz w:val="20"/>
+              </w:rPr>
+              <w:t>Brier</w:t>
+            </w:r>
+          </w:p>
+        </w:tc>
+        <w:tc>
+          <w:tcPr>
+            <w:tcW w:type="dxa" w:w="1701"/>
+            <w:shd w:val="clear" w:color="auto" w:fill="BDD7EE"/>
+          </w:tcPr>
+          <w:p>
+            <w:r>
+              <w:rPr>
+                <w:b/>
+                <w:sz w:val="20"/>
+              </w:rPr>
+              <w:t>Cal Slope</w:t>
+            </w:r>
+          </w:p>
+        </w:tc>
+      </w:tr>
+      <w:tr>
+        <w:tc>
+          <w:tcPr>
+            <w:tcW w:type="dxa" w:w="2551"/>
+          </w:tcPr>
+          <w:p>
+            <w:r>
+              <w:rPr>
+                <w:sz w:val="20"/>
+              </w:rPr>
+              <w:t>Logistic Regression</w:t>
+            </w:r>
+          </w:p>
+        </w:tc>
+        <w:tc>
+          <w:tcPr>
+            <w:tcW w:type="dxa" w:w="1701"/>
+          </w:tcPr>
+          <w:p>
+            <w:r>
+              <w:rPr>
+                <w:sz w:val="20"/>
+              </w:rPr>
+              <w:t>0.676</w:t>
+            </w:r>
+          </w:p>
+        </w:tc>
+        <w:tc>
+          <w:tcPr>
+            <w:tcW w:type="dxa" w:w="1984"/>
+          </w:tcPr>
+          <w:p>
+            <w:r>
+              <w:rPr>
+                <w:sz w:val="20"/>
+              </w:rPr>
+              <w:t>0.434–0.873</w:t>
+            </w:r>
+          </w:p>
+        </w:tc>
+        <w:tc>
+          <w:tcPr>
+            <w:tcW w:type="dxa" w:w="1417"/>
+          </w:tcPr>
+          <w:p>
+            <w:r>
+              <w:rPr>
+                <w:sz w:val="20"/>
+              </w:rPr>
+              <w:t>0.235</w:t>
+            </w:r>
+          </w:p>
+        </w:tc>
+        <w:tc>
+          <w:tcPr>
+            <w:tcW w:type="dxa" w:w="1701"/>
+          </w:tcPr>
+          <w:p>
+            <w:r>
+              <w:rPr>
+                <w:sz w:val="20"/>
+              </w:rPr>
+              <w:t>0.570</w:t>
+            </w:r>
+          </w:p>
+        </w:tc>
+      </w:tr>
+      <w:tr>
+        <w:tc>
+          <w:tcPr>
+            <w:tcW w:type="dxa" w:w="2551"/>
+            <w:shd w:val="clear" w:color="auto" w:fill="F2F2F2"/>
+          </w:tcPr>
+          <w:p>
+            <w:r>
+              <w:rPr>
+                <w:sz w:val="20"/>
+              </w:rPr>
+              <w:t>Random Forest</w:t>
+            </w:r>
+          </w:p>
+        </w:tc>
+        <w:tc>
+          <w:tcPr>
+            <w:tcW w:type="dxa" w:w="1701"/>
+            <w:shd w:val="clear" w:color="auto" w:fill="F2F2F2"/>
+          </w:tcPr>
+          <w:p>
+            <w:r>
+              <w:rPr>
+                <w:sz w:val="20"/>
+              </w:rPr>
+              <w:t>0.588</w:t>
+            </w:r>
+          </w:p>
+        </w:tc>
+        <w:tc>
+          <w:tcPr>
+            <w:tcW w:type="dxa" w:w="1984"/>
+            <w:shd w:val="clear" w:color="auto" w:fill="F2F2F2"/>
+          </w:tcPr>
+          <w:p>
+            <w:r>
+              <w:rPr>
+                <w:sz w:val="20"/>
+              </w:rPr>
+              <w:t>0.318–0.824</w:t>
+            </w:r>
+          </w:p>
+        </w:tc>
+        <w:tc>
+          <w:tcPr>
+            <w:tcW w:type="dxa" w:w="1417"/>
+            <w:shd w:val="clear" w:color="auto" w:fill="F2F2F2"/>
+          </w:tcPr>
+          <w:p>
+            <w:r>
+              <w:rPr>
+                <w:sz w:val="20"/>
+              </w:rPr>
+              <w:t>0.251</w:t>
+            </w:r>
+          </w:p>
+        </w:tc>
+        <w:tc>
+          <w:tcPr>
+            <w:tcW w:type="dxa" w:w="1701"/>
+            <w:shd w:val="clear" w:color="auto" w:fill="F2F2F2"/>
+          </w:tcPr>
+          <w:p>
+            <w:r>
+              <w:rPr>
+                <w:sz w:val="20"/>
+              </w:rPr>
+              <w:t>0.320</w:t>
+            </w:r>
+          </w:p>
+        </w:tc>
+      </w:tr>
+      <w:tr>
+        <w:tc>
+          <w:tcPr>
+            <w:tcW w:type="dxa" w:w="2551"/>
+          </w:tcPr>
+          <w:p>
+            <w:r>
+              <w:rPr>
+                <w:sz w:val="20"/>
+              </w:rPr>
+              <w:t>XGBoost</w:t>
+            </w:r>
+          </w:p>
+        </w:tc>
+        <w:tc>
+          <w:tcPr>
+            <w:tcW w:type="dxa" w:w="1701"/>
+          </w:tcPr>
+          <w:p>
+            <w:r>
+              <w:rPr>
+                <w:sz w:val="20"/>
+              </w:rPr>
+              <w:t>0.648</w:t>
+            </w:r>
+          </w:p>
+        </w:tc>
+        <w:tc>
+          <w:tcPr>
+            <w:tcW w:type="dxa" w:w="1984"/>
+          </w:tcPr>
+          <w:p>
+            <w:r>
+              <w:rPr>
+                <w:sz w:val="20"/>
+              </w:rPr>
+              <w:t>0.453–0.818</w:t>
+            </w:r>
+          </w:p>
+        </w:tc>
+        <w:tc>
+          <w:tcPr>
+            <w:tcW w:type="dxa" w:w="1417"/>
+          </w:tcPr>
+          <w:p>
+            <w:r>
+              <w:rPr>
+                <w:sz w:val="20"/>
+              </w:rPr>
+              <w:t>0.249</w:t>
+            </w:r>
+          </w:p>
+        </w:tc>
+        <w:tc>
+          <w:tcPr>
+            <w:tcW w:type="dxa" w:w="1701"/>
+          </w:tcPr>
+          <w:p>
+            <w:r>
+              <w:rPr>
+                <w:sz w:val="20"/>
+              </w:rPr>
+              <w:t>0.053</w:t>
+            </w:r>
+          </w:p>
+        </w:tc>
+      </w:tr>
+      <w:tr>
+        <w:tc>
+          <w:tcPr>
+            <w:tcW w:type="dxa" w:w="2551"/>
+            <w:shd w:val="clear" w:color="auto" w:fill="F2F2F2"/>
+          </w:tcPr>
+          <w:p>
+            <w:r>
+              <w:rPr>
+                <w:sz w:val="20"/>
+              </w:rPr>
+              <w:t>LightGBM</w:t>
+            </w:r>
+          </w:p>
+        </w:tc>
+        <w:tc>
+          <w:tcPr>
+            <w:tcW w:type="dxa" w:w="1701"/>
+            <w:shd w:val="clear" w:color="auto" w:fill="F2F2F2"/>
+          </w:tcPr>
+          <w:p>
+            <w:r>
+              <w:rPr>
+                <w:sz w:val="20"/>
+              </w:rPr>
+              <w:t>0.631</w:t>
+            </w:r>
+          </w:p>
+        </w:tc>
+        <w:tc>
+          <w:tcPr>
+            <w:tcW w:type="dxa" w:w="1984"/>
+            <w:shd w:val="clear" w:color="auto" w:fill="F2F2F2"/>
+          </w:tcPr>
+          <w:p>
+            <w:r>
+              <w:rPr>
+                <w:sz w:val="20"/>
+              </w:rPr>
+              <w:t>0.443–0.855</w:t>
+            </w:r>
+          </w:p>
+        </w:tc>
+        <w:tc>
+          <w:tcPr>
+            <w:tcW w:type="dxa" w:w="1417"/>
+            <w:shd w:val="clear" w:color="auto" w:fill="F2F2F2"/>
+          </w:tcPr>
+          <w:p>
+            <w:r>
+              <w:rPr>
+                <w:sz w:val="20"/>
+              </w:rPr>
+              <w:t>0.240</w:t>
+            </w:r>
+          </w:p>
+        </w:tc>
+        <w:tc>
+          <w:tcPr>
+            <w:tcW w:type="dxa" w:w="1701"/>
+            <w:shd w:val="clear" w:color="auto" w:fill="F2F2F2"/>
+          </w:tcPr>
+          <w:p>
+            <w:r>
+              <w:rPr>
+                <w:sz w:val="20"/>
+              </w:rPr>
+              <w:t>0.346</w:t>
+            </w:r>
+          </w:p>
+        </w:tc>
+      </w:tr>
+      <w:tr>
+        <w:tc>
+          <w:tcPr>
+            <w:tcW w:type="dxa" w:w="2551"/>
+          </w:tcPr>
+          <w:p>
+            <w:r>
+              <w:rPr>
+                <w:sz w:val="20"/>
+              </w:rPr>
+              <w:t>TabPFN v3</w:t>
+            </w:r>
+          </w:p>
+        </w:tc>
+        <w:tc>
+          <w:tcPr>
+            <w:tcW w:type="dxa" w:w="1701"/>
+          </w:tcPr>
+          <w:p>
+            <w:r>
+              <w:rPr>
+                <w:sz w:val="20"/>
+              </w:rPr>
+              <w:t>0.626</w:t>
+            </w:r>
+          </w:p>
+        </w:tc>
+        <w:tc>
+          <w:tcPr>
+            <w:tcW w:type="dxa" w:w="1984"/>
+          </w:tcPr>
+          <w:p>
+            <w:r>
+              <w:rPr>
+                <w:sz w:val="20"/>
+              </w:rPr>
+              <w:t>0.352–0.841</w:t>
+            </w:r>
+          </w:p>
+        </w:tc>
+        <w:tc>
+          <w:tcPr>
+            <w:tcW w:type="dxa" w:w="1417"/>
+          </w:tcPr>
+          <w:p>
+            <w:r>
+              <w:rPr>
+                <w:sz w:val="20"/>
+              </w:rPr>
+              <w:t>0.251</w:t>
+            </w:r>
+          </w:p>
+        </w:tc>
+        <w:tc>
+          <w:tcPr>
+            <w:tcW w:type="dxa" w:w="1701"/>
+          </w:tcPr>
+          <w:p>
+            <w:r>
+              <w:rPr>
+                <w:sz w:val="20"/>
+              </w:rPr>
+              <w:t>0.190</w:t>
+            </w:r>
+          </w:p>
+        </w:tc>
+      </w:tr>
+    </w:tbl>
+    <w:p/>
+    <w:p>
+      <w:pPr>
         <w:spacing w:after="120"/>
       </w:pPr>
       <w:r>
-        <w:t>Across all four cohorts, TabPFN v3's main advantage is consistently calibration (Brier score), not discrimination (AUROC) — it matches but does not exceed the best-tuned model's AUROC in every case.</w:t>
+        <w:t>TabPFN v3 (AUROC 0.626) fell mid-range, indistinguishable from the four main classifiers given the wide CIs at n=70. Unlike every other cohort, it showed no calibration advantage here (Brier 0.251, tied worst; slope 0.190) — but calibration is degenerate across all five models in this cohort (XGBoost slope=0.053). Exploratory only; see Section 7 for the formal sample-size shortfall.</w:t>
+      </w:r>
+    </w:p>
+    <w:p>
+      <w:pPr>
+        <w:spacing w:after="120"/>
+      </w:pPr>
+      <w:r>
+        <w:t>Across the four larger cohorts, TabPFN v3's main advantage is consistently calibration (Brier score), not discrimination (AUROC) — it matches but does not exceed the best-tuned model's AUROC in every case. That pattern did not hold in serial biopsy, the one cohort too small to calibrate any model meaningfully.</w:t>
       </w:r>
     </w:p>
     <w:p>
